--- a/example_articles/states/South Carolina/3.states_South Carolina_New_York_Times.docx
+++ b/example_articles/states/South Carolina/3.states_South Carolina_New_York_Times.docx
@@ -27,17 +27,17 @@
     </w:p>
     <w:p>
       <w:r>
-        <w:t>Source File: NYT/41.DOCX</w:t>
+        <w:t>Source file: NYT/41.DOCX</w:t>
       </w:r>
     </w:p>
     <w:p>
       <w:r>
-        <w:t>Raw locations result: ['South Carolina']</w:t>
+        <w:t>Raw locations result, 'locations': ['South Carolina']</w:t>
       </w:r>
     </w:p>
     <w:p>
       <w:r>
-        <w:t>states_stand_flat (Standardized): South Carolina</w:t>
+        <w:t>Standardized locations result, 'states_stand_flat': South Carolina</w:t>
       </w:r>
     </w:p>
     <w:p>

--- a/example_articles/states/South Carolina/3.states_South Carolina_New_York_Times.docx
+++ b/example_articles/states/South Carolina/3.states_South Carolina_New_York_Times.docx
@@ -7,7 +7,7 @@
         <w:pStyle w:val="Heading1"/>
       </w:pPr>
       <w:r>
-        <w:t>4 Held in Retaliatory Rape of Girl, 15</w:t>
+        <w:t>For Blue-Collar Riviera, A Conflict Over Identity</w:t>
       </w:r>
     </w:p>
     <w:p>
@@ -17,17 +17,17 @@
     </w:p>
     <w:p>
       <w:r>
-        <w:t>Date: 1997-05-18</w:t>
+        <w:t>Date: 2002-09-07</w:t>
       </w:r>
     </w:p>
     <w:p>
       <w:r>
-        <w:t>Section: Section 1; ; Section 1; Page 31; Column 1; Metropolitan Desk ; Column 1;</w:t>
+        <w:t>Section: Section A; Column 1; National Desk; Pg. 12</w:t>
       </w:r>
     </w:p>
     <w:p>
       <w:r>
-        <w:t>Source file: NYT/41.DOCX</w:t>
+        <w:t>Source file: NYT/46.DOCX</w:t>
       </w:r>
     </w:p>
     <w:p>
@@ -49,41 +49,72 @@
     </w:p>
     <w:p>
       <w:r>
-        <w:t>Four teen-age boys were charged with raping a 15-year-old girl in a revenge attack here on Tuesday, after she encouraged a friend to report that she had been raped and sexually assaulted by two of the suspects a week earlier, the authorities said today.</w:t>
+        <w:t>It started as a run-of-the-mill municipal brouhaha over the commercial signs that festoon this city, inviting tourists to play miniature golf in a plastic jungle, buy alligator heads and shark teeth, and stuff their faces with deep-fried shrimp.</w:t>
         <w:br/>
-        <w:t>The Hudson County Prosecutor, Carmen Messano, said the boys, ages 13 to 15, dragged the girl into a grassy lot in a residential neighborhood around 8 P.M. on Tuesday and took turns raping her. A week earlier, on May 6, two of the boys sexually assaulted a 15-year-old friend of the victim, who had accompanied them to an older man's apartment, Mr. Messano said.</w:t>
+        <w:t xml:space="preserve">     But now it is nothing less than a battle for the soul of Myrtle Beach. </w:t>
         <w:br/>
-        <w:t>The 13-year-old is charged with raping the first victim, while his 14-year-old friend is charged with sexually assaulting her, he said. The authorities would not release any of the suspects' names because they are minors.</w:t>
+        <w:t xml:space="preserve"> It all seems to boil down to one question: Is Myrtle Beach -- for generations the Coney Island of the South, a working-class resort where the streets are lined with plastic and where so much kitsch is for sale that snobbish travelers call it "Kmart by the sea" -- too tacky?</w:t>
         <w:br/>
-        <w:t>James Sisk, the Public Safety Director of Bayonne, said the second victim called the Police Department around 6:30 P.M. on May 6 to report that her friend had been raped. Police officers interviewed the two girls, and the victim told them the attack had taken place at an apartment on Broadway. When the police arrived at the apartment, the suspects had left but the man who lived there gave them the boys' names, Mr. Sisk said.</w:t>
+        <w:t>In one corner are city and county officials, flipping through the many pages of their increasingly tough and lengthy sign ordinances, issuing citations and telling everybody to tone it down.</w:t>
         <w:br/>
-        <w:t>He said the man apparently had not witnessed or taken part in the assault. A third boy was present at the attack but did not participate, the authorities said.</w:t>
+        <w:t>In the other corner are the merchants, supported by the mayor, who just want to keep doing their Myrtle Beach thing: distinguishing their businesses in a cluttered landscape with eye-catching signs and giant fake creatures: dinosaurs, zebras, crabs, shrimp, dolphins and cows.</w:t>
         <w:br/>
-        <w:t>The police released a description of the three suspects, and within an hour a patrolman spotted them walking on a downtown street and took them to Police Headquarters, Mr. Sisk said. The case was then turned over to the Hudson County Prosecutor's Office, which investigated but did not make any immediate arrests, Mr. Messano said. He said it was not unusual for investigators to put off arrests until they finish gathering evidence.</w:t>
+        <w:t>"This community has always been known as the ticky-tacky Redneck Riviera of the South; they want to change the image," said Glenn Reed, who owns a novelty store on Route 501 a few miles northwest of Myrtle Beach. Last month Horry County officials ordered him to remove his two 3,000-pound concrete dinosaurs -- defined as "signs" under a new county ordinance -- from outside his shop.</w:t>
         <w:br/>
-        <w:t>"We were still investigating her allegations as well as all the circumstances," Mr. Messano said today.</w:t>
+        <w:t xml:space="preserve">Mr. Reed's dinosaurs are now for sale: $7,500 for the pair. Strung between their eight-inch toenails and their tall teeth is a sign saying: "I am extinct again. Horry County says we must go!" Mr. Reed said he had been told by county officials that this sign, too, would soon be illegal, under yet another new rule. </w:t>
         <w:br/>
-        <w:t>On May 13, the friend who had alerted the police was walking along 34th Street on her way home when she spotted the two suspects, the third boy, 14, and a fourth boy, 15, Mr. Sisk said. He said the boys crossed the street, grabbed her and dragged her into an empty lot next to the Elks Lodge, where each one raped her.</w:t>
+        <w:t xml:space="preserve"> On Thursday, Mr. Reed got what he calls a "stay of execution" for the dinosaurs: he paid $50 for a permit that, under a provision of the county ordinance, allows him to display them 120 days a year. But he said that this limited opportunity for display was not worth all the trouble and that the dinos were still for sale. </w:t>
         <w:br/>
-        <w:t>Mr. Messano said that during the attack, the suspects told the girl they were punishing her for encouraging her friend to report the first crime. She told officials at her school about the attack the next day, and they informed the police, he said.</w:t>
+        <w:t>Mr. Reed's shop, Where on Earth, which sells "weird and dead stuff," according to the sign on the front, is just down the highway from Jamin' Leather. There, leather chaps and coats hang on racks under wall-mounted steer heads, and a mechanical mannequin named Herbie waves a leather-gloved hand from the glass window.</w:t>
         <w:br/>
-        <w:t>"We have our share of incidents where juveniles commit some type of sex offense," he said. "But I don't recall one taking place under such vicious circumstances, or with this type of purposeful retaliation."</w:t>
+        <w:t>Behind Jamin' Leather, a 17-foot-long fiberglass cow dressed in black leather and goggles -- and outlawed as a sign last year -- straddles a van parked in a weedy lot, hidden from sight. Under the county ordinance, the cow can be driven around but not parked in front of the store, because any three-dimensional figure used to advertise merchandise in front of a business is considered a sign.</w:t>
         <w:br/>
-        <w:t>Mr. Messano said he planned to prosecute the three older boys as adults. Under New Jersey law, the 13-year-old suspect must be tried as a juvenile.</w:t>
+        <w:t>All this back-and-forth started a few years ago, when a municipal survey found that most of Myrtle Beach's 23,000 residents felt that it was too visually cluttered. At the same time, the city was beginning an effort to attract more affluent visitors.</w:t>
         <w:br/>
-        <w:t>The Jersey Journal reported in today's editions that the 13-year-old boy had an extensive criminal record, but neither Mr. Messano nor Mr. Sisk would confirm that.</w:t>
+        <w:t>"That's not to say that we are not designed for the average employee from Ohio, Pennsylvania or North Carolina who has a job and a week's pay and can afford to come here," said Judy Rodman, a member of the City Council who is a supporter of the tougher sign rules. "But we think to expand our economy, we're going to have to appeal to these people who can afford million-dollar houses. And part of what they don't want is a proliferation of signs. They want things to look woodsy and green and natural."</w:t>
         <w:br/>
-        <w:t>All of the boys, who were arrested at their homes here early Thursday, have been charged with aggravated sexual assault, kidnapping and making terroristic threats, he said. They are being held in the Hudson County Youth House in Secaucus until a preliminary hearing on Monday, he said.</w:t>
+        <w:t>Myrtle Beach, well known as a golfing and shopping mecca, traditionally drew miners, farmers and mill workers from the South. It has experienced explosive growth in tourism and development during the last decade. According to the city's Chamber of Commerce, 13.7 million tourists now arrive each year, many by car, camper or sport utility vehicle. The area is one of the nation's top vacation and golfing destinations.</w:t>
         <w:br/>
-        <w:t>The 15-year-old suspect is a freshman at Bayonne High School, Mr. Messano said, while the others attend local grammar schools. None of the suspects lives on 34th Street, although one lives two blocks away, Mr. Sisk said.</w:t>
+        <w:t>In the last two years, the city has begun to court higher-end resorts and hotels. Several upscale communities are under development on the edge of town, and the signs there are small and muted, the palm trees real.</w:t>
         <w:br/>
-        <w:t>The lot, where children often play baseball, is on a block lined with one- and two-family homes. Mr. Sisk described it as a middle-class neighborhood, but he added that the city's most affluent neighborhood is only blocks away. He said crime had been decreasing in Bayonne, a working-class city of 62,000 people on a peninsula south of Jersey City.</w:t>
+        <w:t>Myrtle Beach has long had a stringent sign ordinance. But in light of the survey results about visual clutter, the City Council amended the ordinance last summer to restrict signs further, and officials began enforcing the rules more aggressively.</w:t>
         <w:br/>
-        <w:t>A recent analysis of crime statistics by The New York Times found that Bayonne had seven reported rapes in 1995 and five in 1996, fewer in proportion to its population than any of the state's other large cities. Bayonne's rape rate in 1996 was 82 percent lower than the average for the state's 10 largest cities.</w:t>
+        <w:t xml:space="preserve">Under the amended ordinance, the type and size of signs in public view -- that is, those visible from main roads like Route 17 and Route 501 -- are subject to a host of limitations. A business with a small storefront, for example, simply may not have an enormous sign in the window. The city is also cracking down on commercial signs -- and images -- affixed to the tops of vehicles, including a lobster, a crab, a hot dog and a shrimp. </w:t>
         <w:br/>
-        <w:t>The major exception to the decrease in crime came in March, when a 20-year-old man walked into Bayonne High School one morning, fatally stabbed an 18-year-old senior and seriously injured his 17-year-old friend. The suspect, David Rodriguez, told the authorities he had come to the school to look for his younger brother. Witnesses said the stabbings had followed a brief argument between Mr. Rodriguez and the two victims.</w:t>
+        <w:t>Once the tougher rules took effect, local businesses began to protest, and public officials began to take sides. The word "tacky" reared its ugly head in the local newspaper.</w:t>
         <w:br/>
-        <w:t>"The stabbing was an absolute aberration," Mr. Sisk said. "And this gang-rape stuff, this does not happen here. This is an isolated incident perpetrated by some vicious and angry individuals with no respect for the law."</w:t>
+        <w:t xml:space="preserve">Chuck Martino, a member of the City Council who supports the stricter rules, was elected to a second term last November. He did not use a single sign during his campaign, which featured the slogan "You won't see my signs cluttering your roadways!" </w:t>
+        <w:br/>
+        <w:t xml:space="preserve">"The reality is that people complain, but they aren't looking for any kind of compromise," Mr. Martino said. "They want the whole sign ordinance abolished. But that day is just not going to come." </w:t>
+        <w:br/>
+        <w:t>Mayor Mark Struthers McBride, who has been at odds with the City Council over the issue, calls supporters of the tougher rules "sign Nazis" and says they are trying to strip Myrtle Beach of its identity.</w:t>
+        <w:br/>
+        <w:t>"They've gone too far," declared Mr. McBride, who owns Crabmans Seafood and Country Buffet on Route 17 here and says he fears that his own sign, with its large red neon crab, is next. "We're not Hilton Head, we're not Charleston, we're Myrtle Beach. People come here, they want to see the lights, they want to see the flash. You don't mess with success."</w:t>
+        <w:br/>
+        <w:t xml:space="preserve">Following in the city's footsteps, Horry County (pronounced or-EE), whose jurisdiction outside the city includes the location of Mr. Reed's store and his dinosaurs, made its own sign ordinance tougher last year. </w:t>
+        <w:br/>
+        <w:t>"The signs were becoming bigger and more garish," said Roland Meyer, the county's zoning administrator. "There was no control over them."</w:t>
+        <w:br/>
+        <w:t>What the owner of Jamin' Leather, Jamie Keats, finds so frustrating about the county's problem with his cow is that he had a previous run-in with the city's sign law when he ran his business in Myrtle Beach. One December, he received a written warning from city inspectors because Herbie the mannequin, dressed up then as Santa Claus, was standing outside the store on the sidewalk, waving. Herbie was a sign, they said, and not allowed.</w:t>
+        <w:br/>
+        <w:t xml:space="preserve">It was soon after Mr. Keats had moved his store to Route 501, outside the boundaries of Myrtle Beach, that Horry County toughened its own ordinance last year. County inspectors then came along and said the cow was a sign and could not be parked in front of the store to advertise the leather goods. </w:t>
+        <w:br/>
+        <w:t>Mr. Keats is appealing the ruling, contending that the cow should be exempted because he began using it as a sign before the county's new sign ordinance took effect.</w:t>
+        <w:br/>
+        <w:t>"We're just trying to create a little spirit," Mr. Keats said, adding that he had spent $5,000 on his cow, hiring the same company that built a giant hot dog, a crab, a lobster and a shrimp.</w:t>
+        <w:br/>
+        <w:t>"Wait a minute," he said, "I haven't seen the shrimp in a while."</w:t>
+        <w:br/>
+        <w:br/>
+        <w:t>http://www.nytimes.com</w:t>
+        <w:br/>
+        <w:br/>
+        <w:t>Graphic</w:t>
+        <w:br/>
+        <w:br/>
+        <w:t xml:space="preserve"> </w:t>
+        <w:br/>
+        <w:t>Photo: Make-believe animals are no strangers to the many businesses along Route 17 in Myrtle Beach. (Wade Spees for The New York Times) Map of South Carolina highlighting Myrtle Beach: Myrtle Beach has experienced explosive growth in tourism.</w:t>
       </w:r>
     </w:p>
     <w:sectPr>

--- a/example_articles/states/South Carolina/3.states_South Carolina_New_York_Times.docx
+++ b/example_articles/states/South Carolina/3.states_South Carolina_New_York_Times.docx
@@ -7,7 +7,7 @@
         <w:pStyle w:val="Heading1"/>
       </w:pPr>
       <w:r>
-        <w:t>For Blue-Collar Riviera, A Conflict Over Identity</w:t>
+        <w:t>Married, Not So Happily, to the Army; Television Review</w:t>
       </w:r>
     </w:p>
     <w:p>
@@ -17,17 +17,17 @@
     </w:p>
     <w:p>
       <w:r>
-        <w:t>Date: 2002-09-07</w:t>
+        <w:t>Date: 2008-06-07</w:t>
       </w:r>
     </w:p>
     <w:p>
       <w:r>
-        <w:t>Section: Section A; Column 1; National Desk; Pg. 12</w:t>
+        <w:t>Section: ARTS; television</w:t>
       </w:r>
     </w:p>
     <w:p>
       <w:r>
-        <w:t>Source file: NYT/46.DOCX</w:t>
+        <w:t>Source file: NYT/38.DOCX</w:t>
       </w:r>
     </w:p>
     <w:p>
@@ -49,72 +49,39 @@
     </w:p>
     <w:p>
       <w:r>
-        <w:t>It started as a run-of-the-mill municipal brouhaha over the commercial signs that festoon this city, inviting tourists to play miniature golf in a plastic jungle, buy alligator heads and shark teeth, and stuff their faces with deep-fried shrimp.</w:t>
+        <w:t xml:space="preserve">For years, Lifetime has been regarded as "television for women." But if you are familiar with the movies for which the channel serves as fear-mongering auteur - "A Lover's Revenge," "A Face to Die For," "A Face to Kill For," "A Killer Upstairs," "A Vow to Kill," "A Killing Spring" - then you know that Lifetime is not television for every woman, and certainly it is television for no man. </w:t>
         <w:br/>
-        <w:t xml:space="preserve">     But now it is nothing less than a battle for the soul of Myrtle Beach. </w:t>
+        <w:t>Or at least that is an assumption we might have held on to had Barack Obama and            John McCain not begun appearing in promotional spots for Sunday's second-season debut of "Army Wives," the highest-rated series in Lifetime's history, calling for support of American military families. (" '           Army Wives' has a lot of great twists and turns," Senator McCain's endorsement begins. "I know because Cindy makes me watch with her.")</w:t>
         <w:br/>
-        <w:t xml:space="preserve"> It all seems to boil down to one question: Is Myrtle Beach -- for generations the Coney Island of the South, a working-class resort where the streets are lined with plastic and where so much kitsch is for sale that snobbish travelers call it "Kmart by the sea" -- too tacky?</w:t>
+        <w:t xml:space="preserve">"Army Wives" is something of a phenomenon. Last year it outranked "Mad Men" on AMC among female viewers, even as "Mad Men," another basic-cable drama about women subsisting on patriarchy's crumbs, attracted infinitely more comment. </w:t>
         <w:br/>
-        <w:t>In one corner are city and county officials, flipping through the many pages of their increasingly tough and lengthy sign ordinances, issuing citations and telling everybody to tone it down.</w:t>
+        <w:t>Set on a fictional military base in South Carolina amid the current turmoil in Iraq and Afghanistan, "Army Wives" hums to the happy-memory montage and delivers its character biographies as if they were spoken CliffsNotes. ("Roxy, you work two jobs and you got two kids from two different men. Now, I know I only met you four days ago, but I think you're my soul mate.") Often what it shows, you cringe at seeing, and what it tells, you wince to hear. And yet week after week it has managed to exonerate itself by dint of intentions that even its worst moments cannot render frivolous.</w:t>
         <w:br/>
-        <w:t>In the other corner are the merchants, supported by the mayor, who just want to keep doing their Myrtle Beach thing: distinguishing their businesses in a cluttered landscape with eye-catching signs and giant fake creatures: dinosaurs, zebras, crabs, shrimp, dolphins and cows.</w:t>
+        <w:t xml:space="preserve">Initial reviews of "Army Wives" made it seem like "Desperate Housewives" with Humvees. But as the series progressed, the comparison lost aptness. "Army Wives" is not meant to be funny, and its deeply generous view of female friendship refuses the back-and-forth exchange of men as if they were cans of baking powder. </w:t>
         <w:br/>
-        <w:t>"This community has always been known as the ticky-tacky Redneck Riviera of the South; they want to change the image," said Glenn Reed, who owns a novelty store on Route 501 a few miles northwest of Myrtle Beach. Last month Horry County officials ordered him to remove his two 3,000-pound concrete dinosaurs -- defined as "signs" under a new county ordinance -- from outside his shop.</w:t>
+        <w:t>Among the five central characters, all spouses of those about to be deployed or already at war, there is one token civilian husband, a psychiatrist named Roland (Sterling K. Brown), whom the producers have admirably refrained from depositing into bed with any of the women who depend on his advice and companionship.  Roland experiences the women only as compatriots in hardship. He suffers as they do, alienated from whatever identity prevailed before the military took it hostage by association.</w:t>
         <w:br/>
-        <w:t xml:space="preserve">Mr. Reed's dinosaurs are now for sale: $7,500 for the pair. Strung between their eight-inch toenails and their tall teeth is a sign saying: "I am extinct again. Horry County says we must go!" Mr. Reed said he had been told by county officials that this sign, too, would soon be illegal, under yet another new rule. </w:t>
+        <w:t>The season premiere revolves around a cheaply melodramatic plot twist, perhaps best endured without foreknowledge. Yet because "Army Wives" is always driving us into the territory of "One Life to Live" and then pulling up to the property line of "Coming Home," it also effectively finds Roland trying to repair his marriage to a lieutenant colonel, who returned from Afghanistan with a debilitating guilt over a tactical decision that led to the rape and murder of a 7-year-old girl. Whatever its faults, "Army Wives" continues to get at the agonizing uncertainty of military life, everyone essentially sitting around and sipping from one bottomless glass of red wine until the most devastating possible news is delivered or the collateral miseries of war begin to be dealt with.</w:t>
         <w:br/>
-        <w:t xml:space="preserve"> On Thursday, Mr. Reed got what he calls a "stay of execution" for the dinosaurs: he paid $50 for a permit that, under a provision of the county ordinance, allows him to display them 120 days a year. But he said that this limited opportunity for display was not worth all the trouble and that the dinos were still for sale. </w:t>
+        <w:t>"Army Wives" depends on plenty of easy patriotic imagery - slow shots of billowing flags in front of brick buildings, all those red and blue party napkins - but at the heart of the show is a deep skepticism about the psychological impact of military culture on family life, a distaste for the brand of masculinity it breeds. The show never allows you to think that what you really want is a man in uniform. Only one of the servicemen is genuinely appealing: he reads Steinbeck, and he listens. The rest subjugate their wives and children to myriad offensive rigidities, one of them deranged enough to want to blow up a local bar out of anger over his wife's infidelity.</w:t>
         <w:br/>
-        <w:t>Mr. Reed's shop, Where on Earth, which sells "weird and dead stuff," according to the sign on the front, is just down the highway from Jamin' Leather. There, leather chaps and coats hang on racks under wall-mounted steer heads, and a mechanical mannequin named Herbie waves a leather-gloved hand from the glass window.</w:t>
+        <w:t>The show's politics lurk elsewhere. Last season it based a plot line on the Pat Tillman scandal. One wife reconnects with an old friend who has been lied to about her husband's death; he died at the hands of "friendly fire," and the government covered everything up. The widow decides to testify before Congress about the deception, and while this divides some of the wives, it is only the buffoonish and unworldly who fail to see her heroism.</w:t>
         <w:br/>
-        <w:t>Behind Jamin' Leather, a 17-foot-long fiberglass cow dressed in black leather and goggles -- and outlawed as a sign last year -- straddles a van parked in a weedy lot, hidden from sight. Under the county ordinance, the cow can be driven around but not parked in front of the store, because any three-dimensional figure used to advertise merchandise in front of a business is considered a sign.</w:t>
+        <w:t xml:space="preserve">But "Army Wives" also regularly accomplishes something more politically basic: It portrays working-class lives. If Lifetime has ever gone after the affluent female viewer, it has done so quietly enough that its strategy is undetectable. "Army Wives" is a domestic drama in which the troubles of marriage are never equated with the troubles of having too much. Women wear terry cloth bathrobes and don't shop. They supplement inadequate family incomes (as military wives are known to do) with the paychecks that come from bearing children for other women.  </w:t>
         <w:br/>
-        <w:t>All this back-and-forth started a few years ago, when a municipal survey found that most of Myrtle Beach's 23,000 residents felt that it was too visually cluttered. At the same time, the city was beginning an effort to attract more affluent visitors.</w:t>
+        <w:t xml:space="preserve">The wife of the highest-ranking officer on base, Claudia Joy Holden (Kim Delaney), went to Harvard Law School, but her nose isn't pointed so high up in the air that she can't call the other women around her "hon." The big beautiful house she lives in is tented under Spanish moss, but the soldiers' wives muck around in small places with tiny kitchens full of open cereal boxes and spilled milk. </w:t>
         <w:br/>
-        <w:t>"That's not to say that we are not designed for the average employee from Ohio, Pennsylvania or North Carolina who has a job and a week's pay and can afford to come here," said Judy Rodman, a member of the City Council who is a supporter of the tougher sign rules. "But we think to expand our economy, we're going to have to appeal to these people who can afford million-dollar houses. And part of what they don't want is a proliferation of signs. They want things to look woodsy and green and natural."</w:t>
+        <w:t>"Army Wives" reminds you how rare it is on television to bear witness to the shoddily appointed space. And how rarer still to see women who don't know a whit about labels.</w:t>
         <w:br/>
-        <w:t>Myrtle Beach, well known as a golfing and shopping mecca, traditionally drew miners, farmers and mill workers from the South. It has experienced explosive growth in tourism and development during the last decade. According to the city's Chamber of Commerce, 13.7 million tourists now arrive each year, many by car, camper or sport utility vehicle. The area is one of the nation's top vacation and golfing destinations.</w:t>
+        <w:t>ARMY WIVES</w:t>
         <w:br/>
-        <w:t>In the last two years, the city has begun to court higher-end resorts and hotels. Several upscale communities are under development on the edge of town, and the signs there are small and muted, the palm trees real.</w:t>
+        <w:t>Lifetime, Sunday nights at 10, Eastern and Pacific times; 9, Central time.</w:t>
         <w:br/>
-        <w:t>Myrtle Beach has long had a stringent sign ordinance. But in light of the survey results about visual clutter, the City Council amended the ordinance last summer to restrict signs further, and officials began enforcing the rules more aggressively.</w:t>
+        <w:t>Created by Katherine Fugate; directed by Rob Spera; written by Ms. Fugate; Ms. Fugate, Deborah Spera and Mark Gordon, executive producers; Harry Bring and Marshall Persinger, co-executive producers; Cynthia J. Cohen and John E. Pogue, producers; Alex Shevchenko, co-producer; Todd McMullen, director of photography; John Kretschmer, production designer; Chris Peppe, editor; Marc Fantini, Steffan Fantini and Scott Gordon, music; Alonzo Wilson, costume designer; Tanya Biank, military consultant; based on Ms. Biank's book "Under the Sabers: The Unwritten Code of Army Wives." Produced by ABC Studios for Lifetime Television.</w:t>
         <w:br/>
-        <w:t xml:space="preserve">Under the amended ordinance, the type and size of signs in public view -- that is, those visible from main roads like Route 17 and Route 501 -- are subject to a host of limitations. A business with a small storefront, for example, simply may not have an enormous sign in the window. The city is also cracking down on commercial signs -- and images -- affixed to the tops of vehicles, including a lobster, a crab, a hot dog and a shrimp. </w:t>
+        <w:t>WITH: Kim Delaney (Claudia Joy Holden), Sally Pressman (Roxy LeBlanc), Brigid Brannagh (Pamela Moran), Sterling K. Brown (Roland Burton), Wendy Davis (Joan Burton), Drew Fuller (Trevor LeBlanc) and Catherine Bell (Denise Sherwood).</w:t>
         <w:br/>
-        <w:t>Once the tougher rules took effect, local businesses began to protest, and public officials began to take sides. The word "tacky" reared its ugly head in the local newspaper.</w:t>
-        <w:br/>
-        <w:t xml:space="preserve">Chuck Martino, a member of the City Council who supports the stricter rules, was elected to a second term last November. He did not use a single sign during his campaign, which featured the slogan "You won't see my signs cluttering your roadways!" </w:t>
-        <w:br/>
-        <w:t xml:space="preserve">"The reality is that people complain, but they aren't looking for any kind of compromise," Mr. Martino said. "They want the whole sign ordinance abolished. But that day is just not going to come." </w:t>
-        <w:br/>
-        <w:t>Mayor Mark Struthers McBride, who has been at odds with the City Council over the issue, calls supporters of the tougher rules "sign Nazis" and says they are trying to strip Myrtle Beach of its identity.</w:t>
-        <w:br/>
-        <w:t>"They've gone too far," declared Mr. McBride, who owns Crabmans Seafood and Country Buffet on Route 17 here and says he fears that his own sign, with its large red neon crab, is next. "We're not Hilton Head, we're not Charleston, we're Myrtle Beach. People come here, they want to see the lights, they want to see the flash. You don't mess with success."</w:t>
-        <w:br/>
-        <w:t xml:space="preserve">Following in the city's footsteps, Horry County (pronounced or-EE), whose jurisdiction outside the city includes the location of Mr. Reed's store and his dinosaurs, made its own sign ordinance tougher last year. </w:t>
-        <w:br/>
-        <w:t>"The signs were becoming bigger and more garish," said Roland Meyer, the county's zoning administrator. "There was no control over them."</w:t>
-        <w:br/>
-        <w:t>What the owner of Jamin' Leather, Jamie Keats, finds so frustrating about the county's problem with his cow is that he had a previous run-in with the city's sign law when he ran his business in Myrtle Beach. One December, he received a written warning from city inspectors because Herbie the mannequin, dressed up then as Santa Claus, was standing outside the store on the sidewalk, waving. Herbie was a sign, they said, and not allowed.</w:t>
-        <w:br/>
-        <w:t xml:space="preserve">It was soon after Mr. Keats had moved his store to Route 501, outside the boundaries of Myrtle Beach, that Horry County toughened its own ordinance last year. County inspectors then came along and said the cow was a sign and could not be parked in front of the store to advertise the leather goods. </w:t>
-        <w:br/>
-        <w:t>Mr. Keats is appealing the ruling, contending that the cow should be exempted because he began using it as a sign before the county's new sign ordinance took effect.</w:t>
-        <w:br/>
-        <w:t>"We're just trying to create a little spirit," Mr. Keats said, adding that he had spent $5,000 on his cow, hiring the same company that built a giant hot dog, a crab, a lobster and a shrimp.</w:t>
-        <w:br/>
-        <w:t>"Wait a minute," he said, "I haven't seen the shrimp in a while."</w:t>
-        <w:br/>
-        <w:br/>
-        <w:t>http://www.nytimes.com</w:t>
-        <w:br/>
-        <w:br/>
-        <w:t>Graphic</w:t>
-        <w:br/>
-        <w:br/>
-        <w:t xml:space="preserve"> </w:t>
-        <w:br/>
-        <w:t>Photo: Make-believe animals are no strangers to the many businesses along Route 17 in Myrtle Beach. (Wade Spees for The New York Times) Map of South Carolina highlighting Myrtle Beach: Myrtle Beach has experienced explosive growth in tourism.</w:t>
+        <w:t>PHOTO: From left, Catherine Bell, Kim Delaney and Sally Pressman in "Army Wives," which begins its second season on Sunday. (PHOTOGRAPH BY FRED NORRIS/LIFETIME)</w:t>
       </w:r>
     </w:p>
     <w:sectPr>
